--- a/klagomål/S 214-2023 FSC-klagomål.docx
+++ b/klagomål/S 214-2023 FSC-klagomål.docx
@@ -1619,7 +1619,7 @@
     <w:r>
       <w:tab/>
       <w:tab/>
-      <w:t>2026-09-14</w:t>
+      <w:t>2026-09-15</w:t>
       <w:br/>
       <w:br/>
     </w:r>

--- a/klagomål/S 214-2023 FSC-klagomål.docx
+++ b/klagomål/S 214-2023 FSC-klagomål.docx
@@ -1619,7 +1619,7 @@
     <w:r>
       <w:tab/>
       <w:tab/>
-      <w:t>2026-09-15</w:t>
+      <w:t>2026-09-16</w:t>
       <w:br/>
       <w:br/>
     </w:r>

--- a/klagomål/S 214-2023 FSC-klagomål.docx
+++ b/klagomål/S 214-2023 FSC-klagomål.docx
@@ -1619,7 +1619,7 @@
     <w:r>
       <w:tab/>
       <w:tab/>
-      <w:t>2026-09-16</w:t>
+      <w:t>2026-09-17</w:t>
       <w:br/>
       <w:br/>
     </w:r>

--- a/klagomål/S 214-2023 FSC-klagomål.docx
+++ b/klagomål/S 214-2023 FSC-klagomål.docx
@@ -1619,7 +1619,7 @@
     <w:r>
       <w:tab/>
       <w:tab/>
-      <w:t>2026-09-17</w:t>
+      <w:t>2026-09-18</w:t>
       <w:br/>
       <w:br/>
     </w:r>

--- a/klagomål/S 214-2023 FSC-klagomål.docx
+++ b/klagomål/S 214-2023 FSC-klagomål.docx
@@ -1619,7 +1619,7 @@
     <w:r>
       <w:tab/>
       <w:tab/>
-      <w:t>2026-09-18</w:t>
+      <w:t>2026-09-19</w:t>
       <w:br/>
       <w:br/>
     </w:r>

--- a/klagomål/S 214-2023 FSC-klagomål.docx
+++ b/klagomål/S 214-2023 FSC-klagomål.docx
@@ -1619,7 +1619,7 @@
     <w:r>
       <w:tab/>
       <w:tab/>
-      <w:t>2026-09-19</w:t>
+      <w:t>2026-09-21</w:t>
       <w:br/>
       <w:br/>
     </w:r>

--- a/klagomål/S 214-2023 FSC-klagomål.docx
+++ b/klagomål/S 214-2023 FSC-klagomål.docx
@@ -1619,7 +1619,7 @@
     <w:r>
       <w:tab/>
       <w:tab/>
-      <w:t>2026-09-21</w:t>
+      <w:t>2026-09-23</w:t>
       <w:br/>
       <w:br/>
     </w:r>

--- a/klagomål/S 214-2023 FSC-klagomål.docx
+++ b/klagomål/S 214-2023 FSC-klagomål.docx
@@ -1619,7 +1619,7 @@
     <w:r>
       <w:tab/>
       <w:tab/>
-      <w:t>2026-09-23</w:t>
+      <w:t>2026-09-24</w:t>
       <w:br/>
       <w:br/>
     </w:r>

--- a/klagomål/S 214-2023 FSC-klagomål.docx
+++ b/klagomål/S 214-2023 FSC-klagomål.docx
@@ -1619,7 +1619,7 @@
     <w:r>
       <w:tab/>
       <w:tab/>
-      <w:t>2026-09-24</w:t>
+      <w:t>2026-09-25</w:t>
       <w:br/>
       <w:br/>
     </w:r>

--- a/klagomål/S 214-2023 FSC-klagomål.docx
+++ b/klagomål/S 214-2023 FSC-klagomål.docx
@@ -1619,7 +1619,7 @@
     <w:r>
       <w:tab/>
       <w:tab/>
-      <w:t>2026-09-25</w:t>
+      <w:t>2026-09-26</w:t>
       <w:br/>
       <w:br/>
     </w:r>

--- a/klagomål/S 214-2023 FSC-klagomål.docx
+++ b/klagomål/S 214-2023 FSC-klagomål.docx
@@ -178,7 +178,7 @@
       <w:r>
         <w:drawing>
           <wp:inline xmlns:a="http://schemas.openxmlformats.org/drawingml/2006/main" xmlns:pic="http://schemas.openxmlformats.org/drawingml/2006/picture">
-            <wp:extent cx="5388819" cy="5724000"/>
+            <wp:extent cx="5306416" cy="5724000"/>
             <wp:docPr id="1" name="Picture 1"/>
             <wp:cNvGraphicFramePr>
               <a:graphicFrameLocks noChangeAspect="1"/>
@@ -199,7 +199,7 @@
                   <pic:spPr>
                     <a:xfrm>
                       <a:off x="0" y="0"/>
-                      <a:ext cx="5388819" cy="5724000"/>
+                      <a:ext cx="5306416" cy="5724000"/>
                     </a:xfrm>
                     <a:prstGeom prst="rect"/>
                   </pic:spPr>
@@ -221,7 +221,7 @@
     </w:p>
     <w:p>
       <w:r>
-        <w:t>I och inom 21 meter från samrådsanmälan finns fynd av 39 naturvårdsarter, varav 17 är rödlistade, 18 är fridlysta, 18 är typiska (T) och 12 är signalarter (S): ask (EN), skogsalm (EN), grönfink (VU, §4), gulvit blekspik (VU, T), stare (VU, §4), adam och eva (NT, §8), blåhake (NT, §4), ekticka (NT, T), entita (NT, T, §4), järnsparv (NT, §4), ladusvala (NT, §4), lunglav (NT, T), mindre hackspett (NT, T, §4), oxtungssvamp (NT), tallticka (NT, T), vårärt (NT, T), älg (NT), brandticka (S), fällmossa (S, T), guldlockmossa (S, T), hasselticka (S, T), liten baronmossa (S, T), lönnlav (S), mörk husmossa (S, T), platt fjädermossa (S, T), stubbspretmossa (S, T), svart trolldruva (S, T), traslav (S), vätteros (S, T), blåsippa (T, §9), spillkråka (T, §4), gröngöling (§4), kråka (§4), kungsfågel (§4), svartvit flugsnappare (§4), sävsparv (§4), sångsvan (§4), trana (§4) och vanlig snok (§6). Se Figur 1.</w:t>
+        <w:t>I och inom 21 meter från samrådsanmälan finns fynd av 40 naturvårdsarter, varav 17 är rödlistade, 18 är fridlysta, 18 är typiska (T) och 13 är signalarter (S): ask (EN), skogsalm (EN), grönfink (VU, §4), gulvit blekspik (VU, T), stare (VU, §4), adam och eva (NT, §8), blåhake (NT, §4), ekticka (NT, T), entita (NT, T, §4), järnsparv (NT, §4), ladusvala (NT, §4), lunglav (NT, T), mindre hackspett (NT, T, §4), oxtungssvamp (NT), tallticka (NT, T), vårärt (NT, T), älg (NT), brandticka (S), fällmossa (S, T), guldlockmossa (S, T), hasselticka (S, T), igelkottsröksvamp (S), liten baronmossa (S, T), lönnlav (S), mörk husmossa (S, T), platt fjädermossa (S, T), stubbspretmossa (S, T), svart trolldruva (S, T), traslav (S), vätteros (S, T), blåsippa (T, §9), spillkråka (T, §4), gröngöling (§4), kråka (§4), kungsfågel (§4), svartvit flugsnappare (§4), sävsparv (§4), sångsvan (§4), trana (§4) och vanlig snok (§6). Se Figur 1.</w:t>
       </w:r>
     </w:p>
     <w:p>
@@ -584,6 +584,17 @@
         <w:rPr>
           <w:b/>
         </w:rPr>
+        <w:t xml:space="preserve">Igelkottsröksvamp </w:t>
+      </w:r>
+      <w:r>
+        <w:t>är överallt en bra signalart på skyddsvärda ädellövskogar och lövlundar. Svampen är kalkgynnad och indikerar lokalklimatiskt varma men samtidigt relativt fuktiga lövskogar. Växtmiljön utgörs vanligtvis av äldre successionsstadier inom områden med långvarig trädkontinuitet och lokalerna hyser oftast en rik lundflora med många andra ovanliga och rödlistade arter. Skogsbruk som bryter den skogliga kontinuiteten och förändrade markförhållanden missgynnar arten (SLU Artdatabanken, 2024; Nitare &amp; Skogsstyrelsen, 2019).</w:t>
+      </w:r>
+    </w:p>
+    <w:p>
+      <w:r>
+        <w:rPr>
+          <w:b/>
+        </w:rPr>
         <w:t>Liten baronmossa</w:t>
       </w:r>
       <w:r>
@@ -943,7 +954,7 @@
         <w:rPr>
           <w:i/>
         </w:rPr>
-        <w:t>I det samrådsanmälda skogsområdet har 29 rödlistade arter och signalarter påträffats. Detta ska jämföras med Skogsstyrelsens uppföljning 2017 av nyckelbiotoper som visade att man i genomsnitt hittar 20,6 olika rödlistade arter och signalarter i en nyckelbiotop (Wijk, S. 2017. Biologisk mångfald i nyckelbiotoper – Resultat från inventeringen “Uppföljning biologisk mångfald” 2009–2015. Rapport 4/2017 Skogsstyrelsen, Jönköping).</w:t>
+        <w:t>I det samrådsanmälda skogsområdet har 30 rödlistade arter och signalarter påträffats. Detta ska jämföras med Skogsstyrelsens uppföljning 2017 av nyckelbiotoper som visade att man i genomsnitt hittar 20,6 olika rödlistade arter och signalarter i en nyckelbiotop (Wijk, S. 2017. Biologisk mångfald i nyckelbiotoper – Resultat från inventeringen “Uppföljning biologisk mångfald” 2009–2015. Rapport 4/2017 Skogsstyrelsen, Jönköping).</w:t>
       </w:r>
     </w:p>
     <w:p>
@@ -972,7 +983,7 @@
         <w:rPr>
           <w:i/>
         </w:rPr>
-        <w:t>I det samrådsanmälda skogsområdet har 39 naturvårdsarter varav 17 rödlistade arter sina livsmiljöer och växtplatser.</w:t>
+        <w:t>I det samrådsanmälda skogsområdet har 40 naturvårdsarter varav 17 rödlistade arter sina livsmiljöer och växtplatser.</w:t>
       </w:r>
     </w:p>
     <w:p>
@@ -1619,7 +1630,7 @@
     <w:r>
       <w:tab/>
       <w:tab/>
-      <w:t>2026-09-26</w:t>
+      <w:t>2026-09-27</w:t>
       <w:br/>
       <w:br/>
     </w:r>

--- a/klagomål/S 214-2023 FSC-klagomål.docx
+++ b/klagomål/S 214-2023 FSC-klagomål.docx
@@ -1630,7 +1630,7 @@
     <w:r>
       <w:tab/>
       <w:tab/>
-      <w:t>2026-09-27</w:t>
+      <w:t>2026-09-28</w:t>
       <w:br/>
       <w:br/>
     </w:r>

--- a/klagomål/S 214-2023 FSC-klagomål.docx
+++ b/klagomål/S 214-2023 FSC-klagomål.docx
@@ -1630,7 +1630,7 @@
     <w:r>
       <w:tab/>
       <w:tab/>
-      <w:t>2026-09-28</w:t>
+      <w:t>2026-09-29</w:t>
       <w:br/>
       <w:br/>
     </w:r>

--- a/klagomål/S 214-2023 FSC-klagomål.docx
+++ b/klagomål/S 214-2023 FSC-klagomål.docx
@@ -1630,7 +1630,7 @@
     <w:r>
       <w:tab/>
       <w:tab/>
-      <w:t>2026-09-29</w:t>
+      <w:t>2026-09-30</w:t>
       <w:br/>
       <w:br/>
     </w:r>

--- a/klagomål/S 214-2023 FSC-klagomål.docx
+++ b/klagomål/S 214-2023 FSC-klagomål.docx
@@ -1630,7 +1630,7 @@
     <w:r>
       <w:tab/>
       <w:tab/>
-      <w:t>2026-09-30</w:t>
+      <w:t>2026-10-01</w:t>
       <w:br/>
       <w:br/>
     </w:r>

--- a/klagomål/S 214-2023 FSC-klagomål.docx
+++ b/klagomål/S 214-2023 FSC-klagomål.docx
@@ -1630,7 +1630,7 @@
     <w:r>
       <w:tab/>
       <w:tab/>
-      <w:t>2026-10-01</w:t>
+      <w:t>2026-10-02</w:t>
       <w:br/>
       <w:br/>
     </w:r>

--- a/klagomål/S 214-2023 FSC-klagomål.docx
+++ b/klagomål/S 214-2023 FSC-klagomål.docx
@@ -1630,7 +1630,7 @@
     <w:r>
       <w:tab/>
       <w:tab/>
-      <w:t>2026-10-02</w:t>
+      <w:t>2026-10-03</w:t>
       <w:br/>
       <w:br/>
     </w:r>

--- a/klagomål/S 214-2023 FSC-klagomål.docx
+++ b/klagomål/S 214-2023 FSC-klagomål.docx
@@ -1630,7 +1630,7 @@
     <w:r>
       <w:tab/>
       <w:tab/>
-      <w:t>2026-10-03</w:t>
+      <w:t>2026-10-04</w:t>
       <w:br/>
       <w:br/>
     </w:r>

--- a/klagomål/S 214-2023 FSC-klagomål.docx
+++ b/klagomål/S 214-2023 FSC-klagomål.docx
@@ -1630,7 +1630,7 @@
     <w:r>
       <w:tab/>
       <w:tab/>
-      <w:t>2026-10-04</w:t>
+      <w:t>2026-10-05</w:t>
       <w:br/>
       <w:br/>
     </w:r>

--- a/klagomål/S 214-2023 FSC-klagomål.docx
+++ b/klagomål/S 214-2023 FSC-klagomål.docx
@@ -1630,7 +1630,7 @@
     <w:r>
       <w:tab/>
       <w:tab/>
-      <w:t>2026-10-05</w:t>
+      <w:t>2026-10-06</w:t>
       <w:br/>
       <w:br/>
     </w:r>

--- a/klagomål/S 214-2023 FSC-klagomål.docx
+++ b/klagomål/S 214-2023 FSC-klagomål.docx
@@ -1630,7 +1630,7 @@
     <w:r>
       <w:tab/>
       <w:tab/>
-      <w:t>2026-10-06</w:t>
+      <w:t>2026-10-07</w:t>
       <w:br/>
       <w:br/>
     </w:r>

--- a/klagomål/S 214-2023 FSC-klagomål.docx
+++ b/klagomål/S 214-2023 FSC-klagomål.docx
@@ -1630,7 +1630,7 @@
     <w:r>
       <w:tab/>
       <w:tab/>
-      <w:t>2026-10-07</w:t>
+      <w:t>2026-10-08</w:t>
       <w:br/>
       <w:br/>
     </w:r>

--- a/klagomål/S 214-2023 FSC-klagomål.docx
+++ b/klagomål/S 214-2023 FSC-klagomål.docx
@@ -1630,7 +1630,7 @@
     <w:r>
       <w:tab/>
       <w:tab/>
-      <w:t>2026-10-08</w:t>
+      <w:t>2026-10-09</w:t>
       <w:br/>
       <w:br/>
     </w:r>

--- a/klagomål/S 214-2023 FSC-klagomål.docx
+++ b/klagomål/S 214-2023 FSC-klagomål.docx
@@ -1630,7 +1630,7 @@
     <w:r>
       <w:tab/>
       <w:tab/>
-      <w:t>2026-10-09</w:t>
+      <w:t>2026-10-10</w:t>
       <w:br/>
       <w:br/>
     </w:r>

--- a/klagomål/S 214-2023 FSC-klagomål.docx
+++ b/klagomål/S 214-2023 FSC-klagomål.docx
@@ -1630,7 +1630,7 @@
     <w:r>
       <w:tab/>
       <w:tab/>
-      <w:t>2026-10-10</w:t>
+      <w:t>2026-10-11</w:t>
       <w:br/>
       <w:br/>
     </w:r>

--- a/klagomål/S 214-2023 FSC-klagomål.docx
+++ b/klagomål/S 214-2023 FSC-klagomål.docx
@@ -1630,7 +1630,7 @@
     <w:r>
       <w:tab/>
       <w:tab/>
-      <w:t>2026-10-11</w:t>
+      <w:t>2026-10-12</w:t>
       <w:br/>
       <w:br/>
     </w:r>

--- a/klagomål/S 214-2023 FSC-klagomål.docx
+++ b/klagomål/S 214-2023 FSC-klagomål.docx
@@ -1630,7 +1630,7 @@
     <w:r>
       <w:tab/>
       <w:tab/>
-      <w:t>2026-10-12</w:t>
+      <w:t>2026-10-13</w:t>
       <w:br/>
       <w:br/>
     </w:r>

--- a/klagomål/S 214-2023 FSC-klagomål.docx
+++ b/klagomål/S 214-2023 FSC-klagomål.docx
@@ -1630,7 +1630,7 @@
     <w:r>
       <w:tab/>
       <w:tab/>
-      <w:t>2026-10-13</w:t>
+      <w:t>2026-10-14</w:t>
       <w:br/>
       <w:br/>
     </w:r>

--- a/klagomål/S 214-2023 FSC-klagomål.docx
+++ b/klagomål/S 214-2023 FSC-klagomål.docx
@@ -1630,7 +1630,7 @@
     <w:r>
       <w:tab/>
       <w:tab/>
-      <w:t>2026-10-14</w:t>
+      <w:t>2026-10-15</w:t>
       <w:br/>
       <w:br/>
     </w:r>

--- a/klagomål/S 214-2023 FSC-klagomål.docx
+++ b/klagomål/S 214-2023 FSC-klagomål.docx
@@ -1630,7 +1630,7 @@
     <w:r>
       <w:tab/>
       <w:tab/>
-      <w:t>2026-10-15</w:t>
+      <w:t>2026-10-16</w:t>
       <w:br/>
       <w:br/>
     </w:r>

--- a/klagomål/S 214-2023 FSC-klagomål.docx
+++ b/klagomål/S 214-2023 FSC-klagomål.docx
@@ -1630,7 +1630,7 @@
     <w:r>
       <w:tab/>
       <w:tab/>
-      <w:t>2026-10-16</w:t>
+      <w:t>2026-10-17</w:t>
       <w:br/>
       <w:br/>
     </w:r>

--- a/klagomål/S 214-2023 FSC-klagomål.docx
+++ b/klagomål/S 214-2023 FSC-klagomål.docx
@@ -1630,7 +1630,7 @@
     <w:r>
       <w:tab/>
       <w:tab/>
-      <w:t>2026-10-17</w:t>
+      <w:t>2026-10-18</w:t>
       <w:br/>
       <w:br/>
     </w:r>

--- a/klagomål/S 214-2023 FSC-klagomål.docx
+++ b/klagomål/S 214-2023 FSC-klagomål.docx
@@ -1630,7 +1630,7 @@
     <w:r>
       <w:tab/>
       <w:tab/>
-      <w:t>2026-10-18</w:t>
+      <w:t>2026-10-19</w:t>
       <w:br/>
       <w:br/>
     </w:r>

--- a/klagomål/S 214-2023 FSC-klagomål.docx
+++ b/klagomål/S 214-2023 FSC-klagomål.docx
@@ -1630,7 +1630,7 @@
     <w:r>
       <w:tab/>
       <w:tab/>
-      <w:t>2026-10-19</w:t>
+      <w:t>2026-10-20</w:t>
       <w:br/>
       <w:br/>
     </w:r>

--- a/klagomål/S 214-2023 FSC-klagomål.docx
+++ b/klagomål/S 214-2023 FSC-klagomål.docx
@@ -1630,7 +1630,7 @@
     <w:r>
       <w:tab/>
       <w:tab/>
-      <w:t>2026-10-20</w:t>
+      <w:t>2026-10-21</w:t>
       <w:br/>
       <w:br/>
     </w:r>

--- a/klagomål/S 214-2023 FSC-klagomål.docx
+++ b/klagomål/S 214-2023 FSC-klagomål.docx
@@ -1630,7 +1630,7 @@
     <w:r>
       <w:tab/>
       <w:tab/>
-      <w:t>2026-10-21</w:t>
+      <w:t>2026-10-22</w:t>
       <w:br/>
       <w:br/>
     </w:r>

--- a/klagomål/S 214-2023 FSC-klagomål.docx
+++ b/klagomål/S 214-2023 FSC-klagomål.docx
@@ -1630,7 +1630,7 @@
     <w:r>
       <w:tab/>
       <w:tab/>
-      <w:t>2026-10-22</w:t>
+      <w:t>2026-10-23</w:t>
       <w:br/>
       <w:br/>
     </w:r>

--- a/klagomål/S 214-2023 FSC-klagomål.docx
+++ b/klagomål/S 214-2023 FSC-klagomål.docx
@@ -1630,7 +1630,7 @@
     <w:r>
       <w:tab/>
       <w:tab/>
-      <w:t>2026-10-23</w:t>
+      <w:t>2026-10-24</w:t>
       <w:br/>
       <w:br/>
     </w:r>

--- a/klagomål/S 214-2023 FSC-klagomål.docx
+++ b/klagomål/S 214-2023 FSC-klagomål.docx
@@ -1630,7 +1630,7 @@
     <w:r>
       <w:tab/>
       <w:tab/>
-      <w:t>2026-10-24</w:t>
+      <w:t>2026-10-25</w:t>
       <w:br/>
       <w:br/>
     </w:r>

--- a/klagomål/S 214-2023 FSC-klagomål.docx
+++ b/klagomål/S 214-2023 FSC-klagomål.docx
@@ -1630,7 +1630,7 @@
     <w:r>
       <w:tab/>
       <w:tab/>
-      <w:t>2026-10-25</w:t>
+      <w:t>2026-10-26</w:t>
       <w:br/>
       <w:br/>
     </w:r>

--- a/klagomål/S 214-2023 FSC-klagomål.docx
+++ b/klagomål/S 214-2023 FSC-klagomål.docx
@@ -1630,7 +1630,7 @@
     <w:r>
       <w:tab/>
       <w:tab/>
-      <w:t>2026-10-26</w:t>
+      <w:t>2026-10-27</w:t>
       <w:br/>
       <w:br/>
     </w:r>

--- a/klagomål/S 214-2023 FSC-klagomål.docx
+++ b/klagomål/S 214-2023 FSC-klagomål.docx
@@ -1630,7 +1630,7 @@
     <w:r>
       <w:tab/>
       <w:tab/>
-      <w:t>2026-10-27</w:t>
+      <w:t>2026-10-28</w:t>
       <w:br/>
       <w:br/>
     </w:r>

--- a/klagomål/S 214-2023 FSC-klagomål.docx
+++ b/klagomål/S 214-2023 FSC-klagomål.docx
@@ -178,7 +178,7 @@
       <w:r>
         <w:drawing>
           <wp:inline xmlns:a="http://schemas.openxmlformats.org/drawingml/2006/main" xmlns:pic="http://schemas.openxmlformats.org/drawingml/2006/picture">
-            <wp:extent cx="5306416" cy="5724000"/>
+            <wp:extent cx="5289565" cy="5724000"/>
             <wp:docPr id="1" name="Picture 1"/>
             <wp:cNvGraphicFramePr>
               <a:graphicFrameLocks noChangeAspect="1"/>
@@ -199,7 +199,7 @@
                   <pic:spPr>
                     <a:xfrm>
                       <a:off x="0" y="0"/>
-                      <a:ext cx="5306416" cy="5724000"/>
+                      <a:ext cx="5289565" cy="5724000"/>
                     </a:xfrm>
                     <a:prstGeom prst="rect"/>
                   </pic:spPr>
@@ -221,7 +221,7 @@
     </w:p>
     <w:p>
       <w:r>
-        <w:t>I och inom 21 meter från samrådsanmälan finns fynd av 40 naturvårdsarter, varav 17 är rödlistade, 18 är fridlysta, 18 är typiska (T) och 13 är signalarter (S): ask (EN), skogsalm (EN), grönfink (VU, §4), gulvit blekspik (VU, T), stare (VU, §4), adam och eva (NT, §8), blåhake (NT, §4), ekticka (NT, T), entita (NT, T, §4), järnsparv (NT, §4), ladusvala (NT, §4), lunglav (NT, T), mindre hackspett (NT, T, §4), oxtungssvamp (NT), tallticka (NT, T), vårärt (NT, T), älg (NT), brandticka (S), fällmossa (S, T), guldlockmossa (S, T), hasselticka (S, T), igelkottsröksvamp (S), liten baronmossa (S, T), lönnlav (S), mörk husmossa (S, T), platt fjädermossa (S, T), stubbspretmossa (S, T), svart trolldruva (S, T), traslav (S), vätteros (S, T), blåsippa (T, §9), spillkråka (T, §4), gröngöling (§4), kråka (§4), kungsfågel (§4), svartvit flugsnappare (§4), sävsparv (§4), sångsvan (§4), trana (§4) och vanlig snok (§6). Se Figur 1.</w:t>
+        <w:t>I och inom 21 meter från samrådsanmälan finns fynd av 43 naturvårdsarter, varav 17 är rödlistade, 18 är fridlysta, 21 är typiska (T) och 14 är signalarter (S): ask (EN), skogsalm (EN), grönfink (VU, §4), gulvit blekspik (VU, T), stare (VU, §4), adam och eva (NT, §8), blåhake (NT, §4), ekticka (NT, T), entita (NT, T, §4), järnsparv (NT, §4), ladusvala (NT, §4), lunglav (NT, T), mindre hackspett (NT, T, §4), oxtungssvamp (NT), tallticka (NT, T), vårärt (NT, T), älg (NT), barkticka (S, T), brandticka (S), fällmossa (S, T), guldlockmossa (S, T), hasselticka (S, T), igelkottsröksvamp (S), liten baronmossa (S, T), lönnlav (S), mörk husmossa (S, T), platt fjädermossa (S, T), stubbspretmossa (S, T), svart trolldruva (S, T), traslav (S), vätteros (S, T), blåsippa (T, §9), krushättemossa (T), skriftlav (T), spillkråka (T, §4), gröngöling (§4), kråka (§4), kungsfågel (§4), svartvit flugsnappare (§4), sävsparv (§4), sångsvan (§4), trana (§4) och vanlig snok (§6). Se Figur 1.</w:t>
       </w:r>
     </w:p>
     <w:p>
@@ -486,6 +486,35 @@
         <w:rPr>
           <w:b/>
         </w:rPr>
+        <w:t>Barkticka</w:t>
+      </w:r>
+      <w:r>
+        <w:t xml:space="preserve"> är en vednedbrytare som växer på barken av döda lövträd, främst asp, men någon gång även på björk eller andra trädslag. På sina växtplatser förekommer den gärna tillsammans med flera ovanliga och rödlistade arter, till exempel olika insekter. Barkticka är typisk art för </w:t>
+      </w:r>
+      <w:r>
+        <w:rPr>
+          <w:i/>
+        </w:rPr>
+        <w:t xml:space="preserve">9010 Taiga </w:t>
+      </w:r>
+      <w:r>
+        <w:t xml:space="preserve">och </w:t>
+      </w:r>
+      <w:r>
+        <w:rPr>
+          <w:i/>
+        </w:rPr>
+        <w:t>9030 Landhöjningsskog</w:t>
+      </w:r>
+      <w:r>
+        <w:t xml:space="preserve"> (SLU Artdatabanken, 2025; Nitare &amp; Skogsstyrelsen, 2019).</w:t>
+      </w:r>
+    </w:p>
+    <w:p>
+      <w:r>
+        <w:rPr>
+          <w:b/>
+        </w:rPr>
         <w:t xml:space="preserve">Brandticka </w:t>
       </w:r>
       <w:r>
@@ -809,6 +838,26 @@
       </w:r>
       <w:r>
         <w:t xml:space="preserve"> (SLU Artdatabanken, 2025).</w:t>
+      </w:r>
+    </w:p>
+    <w:p>
+      <w:r>
+        <w:rPr>
+          <w:b/>
+        </w:rPr>
+        <w:t>Skriftlav</w:t>
+      </w:r>
+      <w:r>
+        <w:t xml:space="preserve"> är typisk art för </w:t>
+      </w:r>
+      <w:r>
+        <w:rPr>
+          <w:i/>
+        </w:rPr>
+        <w:t xml:space="preserve">9190 Näringsfattig ekskog </w:t>
+      </w:r>
+      <w:r>
+        <w:t>(SLU Artdatabanken, 2025).</w:t>
       </w:r>
     </w:p>
     <w:p>
@@ -954,7 +1003,7 @@
         <w:rPr>
           <w:i/>
         </w:rPr>
-        <w:t>I det samrådsanmälda skogsområdet har 30 rödlistade arter och signalarter påträffats. Detta ska jämföras med Skogsstyrelsens uppföljning 2017 av nyckelbiotoper som visade att man i genomsnitt hittar 20,6 olika rödlistade arter och signalarter i en nyckelbiotop (Wijk, S. 2017. Biologisk mångfald i nyckelbiotoper – Resultat från inventeringen “Uppföljning biologisk mångfald” 2009–2015. Rapport 4/2017 Skogsstyrelsen, Jönköping).</w:t>
+        <w:t>I det samrådsanmälda skogsområdet har 31 rödlistade arter och signalarter påträffats. Detta ska jämföras med Skogsstyrelsens uppföljning 2017 av nyckelbiotoper som visade att man i genomsnitt hittar 20,6 olika rödlistade arter och signalarter i en nyckelbiotop (Wijk, S. 2017. Biologisk mångfald i nyckelbiotoper – Resultat från inventeringen “Uppföljning biologisk mångfald” 2009–2015. Rapport 4/2017 Skogsstyrelsen, Jönköping).</w:t>
       </w:r>
     </w:p>
     <w:p>
@@ -983,7 +1032,7 @@
         <w:rPr>
           <w:i/>
         </w:rPr>
-        <w:t>I det samrådsanmälda skogsområdet har 40 naturvårdsarter varav 17 rödlistade arter sina livsmiljöer och växtplatser.</w:t>
+        <w:t>I det samrådsanmälda skogsområdet har 43 naturvårdsarter varav 17 rödlistade arter sina livsmiljöer och växtplatser.</w:t>
       </w:r>
     </w:p>
     <w:p>
@@ -1630,7 +1679,7 @@
     <w:r>
       <w:tab/>
       <w:tab/>
-      <w:t>2026-10-28</w:t>
+      <w:t>2026-10-29</w:t>
       <w:br/>
       <w:br/>
     </w:r>

--- a/klagomål/S 214-2023 FSC-klagomål.docx
+++ b/klagomål/S 214-2023 FSC-klagomål.docx
@@ -1679,7 +1679,7 @@
     <w:r>
       <w:tab/>
       <w:tab/>
-      <w:t>2026-10-29</w:t>
+      <w:t>2026-10-31</w:t>
       <w:br/>
       <w:br/>
     </w:r>
